--- a/[보고_제어1팀]주간업무보고(260611).docx
+++ b/[보고_제어1팀]주간업무보고(260611).docx
@@ -5719,492 +5719,203 @@
               <w:bottom w:w="70" w:type="dxa"/>
               <w:right w:w="80" w:type="dxa"/>
             </w:tcMar>
+            <w:vAlign w:val="top"/>
           </w:tcPr>
           <w:p>
             <w:pPr>
-              <w:rPr>
-                <w:rFonts w:ascii="맑은 고딕" w:hAnsi="맑은 고딕" w:hint="eastAsia"/>
-                <w:sz w:val="16"/>
-                <w:lang w:eastAsia="ko-KR"/>
-              </w:rPr>
+              <w:jc w:val="left"/>
             </w:pPr>
             <w:r>
               <w:rPr>
                 <w:rFonts w:ascii="맑은 고딕" w:hAnsi="맑은 고딕"/>
                 <w:sz w:val="16"/>
-                <w:lang w:eastAsia="ko-KR"/>
-              </w:rPr>
-              <w:t>1. A</w:t>
-            </w:r>
-            <w:r>
-              <w:rPr>
-                <w:rFonts w:ascii="맑은 고딕" w:hAnsi="맑은 고딕"/>
-                <w:sz w:val="16"/>
-                <w:lang w:eastAsia="ko-KR"/>
-              </w:rPr>
-              <w:t>동</w:t>
-            </w:r>
-            <w:r>
-              <w:rPr>
-                <w:rFonts w:ascii="맑은 고딕" w:hAnsi="맑은 고딕"/>
-                <w:sz w:val="16"/>
-                <w:lang w:eastAsia="ko-KR"/>
-              </w:rPr>
-              <w:t xml:space="preserve"> </w:t>
-            </w:r>
-            <w:r>
-              <w:rPr>
-                <w:rFonts w:ascii="맑은 고딕" w:hAnsi="맑은 고딕"/>
-                <w:sz w:val="16"/>
-                <w:lang w:eastAsia="ko-KR"/>
-              </w:rPr>
-              <w:t>프로그램</w:t>
-            </w:r>
-            <w:r>
-              <w:rPr>
-                <w:rFonts w:ascii="맑은 고딕" w:hAnsi="맑은 고딕"/>
-                <w:sz w:val="16"/>
-                <w:lang w:eastAsia="ko-KR"/>
-              </w:rPr>
-              <w:t xml:space="preserve"> </w:t>
-            </w:r>
-            <w:r>
-              <w:rPr>
-                <w:rFonts w:ascii="맑은 고딕" w:hAnsi="맑은 고딕"/>
-                <w:sz w:val="16"/>
-                <w:lang w:eastAsia="ko-KR"/>
-              </w:rPr>
-              <w:t>업데이트</w:t>
-            </w:r>
-            <w:r>
-              <w:rPr>
-                <w:rFonts w:ascii="맑은 고딕" w:hAnsi="맑은 고딕"/>
-                <w:sz w:val="16"/>
-                <w:lang w:eastAsia="ko-KR"/>
-              </w:rPr>
-              <w:t xml:space="preserve"> </w:t>
-            </w:r>
-            <w:r>
-              <w:rPr>
-                <w:rFonts w:ascii="맑은 고딕" w:hAnsi="맑은 고딕"/>
-                <w:sz w:val="16"/>
-                <w:lang w:eastAsia="ko-KR"/>
-              </w:rPr>
-              <w:t>기능</w:t>
-            </w:r>
-            <w:r>
-              <w:rPr>
-                <w:rFonts w:ascii="맑은 고딕" w:hAnsi="맑은 고딕"/>
-                <w:sz w:val="16"/>
-                <w:lang w:eastAsia="ko-KR"/>
-              </w:rPr>
-              <w:t xml:space="preserve"> </w:t>
-            </w:r>
-            <w:r>
-              <w:rPr>
-                <w:rFonts w:ascii="맑은 고딕" w:hAnsi="맑은 고딕"/>
-                <w:sz w:val="16"/>
-                <w:lang w:eastAsia="ko-KR"/>
-              </w:rPr>
-              <w:t>최종</w:t>
-            </w:r>
-            <w:r>
-              <w:rPr>
-                <w:rFonts w:ascii="맑은 고딕" w:hAnsi="맑은 고딕"/>
-                <w:sz w:val="16"/>
-                <w:lang w:eastAsia="ko-KR"/>
-              </w:rPr>
-              <w:t xml:space="preserve"> </w:t>
-            </w:r>
-            <w:r>
-              <w:rPr>
-                <w:rFonts w:ascii="맑은 고딕" w:hAnsi="맑은 고딕"/>
-                <w:sz w:val="16"/>
-                <w:lang w:eastAsia="ko-KR"/>
-              </w:rPr>
-              <w:t>점검</w:t>
-            </w:r>
-            <w:r>
-              <w:rPr>
-                <w:rFonts w:ascii="맑은 고딕" w:hAnsi="맑은 고딕"/>
-                <w:sz w:val="16"/>
-                <w:lang w:eastAsia="ko-KR"/>
-              </w:rPr>
-              <w:t xml:space="preserve"> </w:t>
-            </w:r>
-            <w:r>
-              <w:rPr>
-                <w:rFonts w:ascii="맑은 고딕" w:hAnsi="맑은 고딕"/>
-                <w:sz w:val="16"/>
-                <w:lang w:eastAsia="ko-KR"/>
-              </w:rPr>
-              <w:t>완료</w:t>
-            </w:r>
-            <w:r>
-              <w:rPr>
-                <w:rFonts w:ascii="맑은 고딕" w:hAnsi="맑은 고딕"/>
-                <w:sz w:val="16"/>
-                <w:lang w:eastAsia="ko-KR"/>
+              </w:rPr>
+            </w:r>
+            <w:r>
+              <w:rPr>
+                <w:rFonts w:ascii="맑은 고딕" w:hAnsi="맑은 고딕"/>
+                <w:b w:val="0"/>
+                <w:sz w:val="16"/>
+              </w:rPr>
+              <w:t>1. 파주 ICBSystem 프로그램 Setup</w:t>
+            </w:r>
+            <w:r>
+              <w:rPr>
+                <w:rFonts w:ascii="맑은 고딕" w:hAnsi="맑은 고딕"/>
+                <w:sz w:val="16"/>
               </w:rPr>
               <w:br/>
-              <w:t xml:space="preserve">- TEMP LOG, IVL </w:t>
-            </w:r>
-            <w:r>
-              <w:rPr>
-                <w:rFonts w:ascii="맑은 고딕" w:hAnsi="맑은 고딕"/>
-                <w:sz w:val="16"/>
-                <w:lang w:eastAsia="ko-KR"/>
-              </w:rPr>
-              <w:t>기존</w:t>
-            </w:r>
-            <w:r>
-              <w:rPr>
-                <w:rFonts w:ascii="맑은 고딕" w:hAnsi="맑은 고딕"/>
-                <w:sz w:val="16"/>
-                <w:lang w:eastAsia="ko-KR"/>
-              </w:rPr>
-              <w:t xml:space="preserve"> LOG</w:t>
-            </w:r>
-            <w:r>
-              <w:rPr>
-                <w:rFonts w:ascii="맑은 고딕" w:hAnsi="맑은 고딕"/>
-                <w:sz w:val="16"/>
-                <w:lang w:eastAsia="ko-KR"/>
-              </w:rPr>
-              <w:t>에</w:t>
-            </w:r>
-            <w:r>
-              <w:rPr>
-                <w:rFonts w:ascii="맑은 고딕" w:hAnsi="맑은 고딕"/>
-                <w:sz w:val="16"/>
-                <w:lang w:eastAsia="ko-KR"/>
-              </w:rPr>
-              <w:t xml:space="preserve"> TEMP 1~15 </w:t>
-            </w:r>
-            <w:r>
-              <w:rPr>
-                <w:rFonts w:ascii="맑은 고딕" w:hAnsi="맑은 고딕"/>
-                <w:sz w:val="16"/>
-                <w:lang w:eastAsia="ko-KR"/>
-              </w:rPr>
-              <w:t>값</w:t>
-            </w:r>
-            <w:r>
-              <w:rPr>
-                <w:rFonts w:ascii="맑은 고딕" w:hAnsi="맑은 고딕"/>
-                <w:sz w:val="16"/>
-                <w:lang w:eastAsia="ko-KR"/>
-              </w:rPr>
-              <w:t xml:space="preserve"> </w:t>
-            </w:r>
-            <w:r>
-              <w:rPr>
-                <w:rFonts w:ascii="맑은 고딕" w:hAnsi="맑은 고딕"/>
-                <w:sz w:val="16"/>
-                <w:lang w:eastAsia="ko-KR"/>
-              </w:rPr>
-              <w:t>추가</w:t>
-            </w:r>
-            <w:r>
-              <w:rPr>
-                <w:rFonts w:ascii="맑은 고딕" w:hAnsi="맑은 고딕"/>
-                <w:sz w:val="16"/>
-                <w:lang w:eastAsia="ko-KR"/>
-              </w:rPr>
-              <w:t xml:space="preserve"> </w:t>
-            </w:r>
-            <w:r>
-              <w:rPr>
-                <w:rFonts w:ascii="맑은 고딕" w:hAnsi="맑은 고딕"/>
-                <w:sz w:val="16"/>
-                <w:lang w:eastAsia="ko-KR"/>
-              </w:rPr>
-              <w:t>완료</w:t>
-            </w:r>
-            <w:r>
-              <w:rPr>
-                <w:rFonts w:ascii="맑은 고딕" w:hAnsi="맑은 고딕"/>
-                <w:sz w:val="16"/>
-                <w:lang w:eastAsia="ko-KR"/>
+            </w:r>
+            <w:r>
+              <w:rPr>
+                <w:rFonts w:ascii="맑은 고딕" w:hAnsi="맑은 고딕"/>
+                <w:b w:val="0"/>
+                <w:sz w:val="16"/>
+              </w:rPr>
+              <w:t>- 온도 계산 부분 수정 적용</w:t>
+            </w:r>
+            <w:r>
+              <w:rPr>
+                <w:rFonts w:ascii="맑은 고딕" w:hAnsi="맑은 고딕"/>
+                <w:sz w:val="16"/>
               </w:rPr>
               <w:br/>
-              <w:t xml:space="preserve">- KRN1000 </w:t>
-            </w:r>
-            <w:r>
-              <w:rPr>
-                <w:rFonts w:ascii="맑은 고딕" w:hAnsi="맑은 고딕"/>
-                <w:sz w:val="16"/>
-                <w:lang w:eastAsia="ko-KR"/>
-              </w:rPr>
-              <w:t>레지스터</w:t>
-            </w:r>
-            <w:r>
-              <w:rPr>
-                <w:rFonts w:ascii="맑은 고딕" w:hAnsi="맑은 고딕"/>
-                <w:sz w:val="16"/>
-                <w:lang w:eastAsia="ko-KR"/>
-              </w:rPr>
-              <w:t xml:space="preserve"> </w:t>
-            </w:r>
-            <w:r>
-              <w:rPr>
-                <w:rFonts w:ascii="맑은 고딕" w:hAnsi="맑은 고딕"/>
-                <w:sz w:val="16"/>
-                <w:lang w:eastAsia="ko-KR"/>
-              </w:rPr>
-              <w:t>값</w:t>
-            </w:r>
-            <w:r>
-              <w:rPr>
-                <w:rFonts w:ascii="맑은 고딕" w:hAnsi="맑은 고딕"/>
-                <w:sz w:val="16"/>
-                <w:lang w:eastAsia="ko-KR"/>
-              </w:rPr>
-              <w:t xml:space="preserve"> </w:t>
-            </w:r>
-            <w:r>
-              <w:rPr>
-                <w:rFonts w:ascii="맑은 고딕" w:hAnsi="맑은 고딕"/>
-                <w:sz w:val="16"/>
-                <w:lang w:eastAsia="ko-KR"/>
-              </w:rPr>
-              <w:t>섭씨</w:t>
-            </w:r>
-            <w:r>
-              <w:rPr>
-                <w:rFonts w:ascii="맑은 고딕" w:hAnsi="맑은 고딕"/>
-                <w:sz w:val="16"/>
-                <w:lang w:eastAsia="ko-KR"/>
-              </w:rPr>
-              <w:t xml:space="preserve"> </w:t>
-            </w:r>
-            <w:r>
-              <w:rPr>
-                <w:rFonts w:ascii="맑은 고딕" w:hAnsi="맑은 고딕"/>
-                <w:sz w:val="16"/>
-                <w:lang w:eastAsia="ko-KR"/>
-              </w:rPr>
-              <w:t>변환</w:t>
-            </w:r>
-            <w:r>
-              <w:rPr>
-                <w:rFonts w:ascii="맑은 고딕" w:hAnsi="맑은 고딕"/>
-                <w:sz w:val="16"/>
-                <w:lang w:eastAsia="ko-KR"/>
-              </w:rPr>
-              <w:t xml:space="preserve"> </w:t>
-            </w:r>
-            <w:proofErr w:type="spellStart"/>
-            <w:r>
-              <w:rPr>
-                <w:rFonts w:ascii="맑은 고딕" w:hAnsi="맑은 고딕"/>
-                <w:sz w:val="16"/>
-                <w:lang w:eastAsia="ko-KR"/>
-              </w:rPr>
-              <w:t>연산식</w:t>
-            </w:r>
-            <w:proofErr w:type="spellEnd"/>
-            <w:r>
-              <w:rPr>
-                <w:rFonts w:ascii="맑은 고딕" w:hAnsi="맑은 고딕"/>
-                <w:sz w:val="16"/>
-                <w:lang w:eastAsia="ko-KR"/>
-              </w:rPr>
-              <w:t xml:space="preserve"> </w:t>
-            </w:r>
-            <w:r>
-              <w:rPr>
-                <w:rFonts w:ascii="맑은 고딕" w:hAnsi="맑은 고딕"/>
-                <w:sz w:val="16"/>
-                <w:lang w:eastAsia="ko-KR"/>
-              </w:rPr>
-              <w:t>튜닝</w:t>
-            </w:r>
-            <w:r>
-              <w:rPr>
-                <w:rFonts w:ascii="맑은 고딕" w:hAnsi="맑은 고딕"/>
-                <w:sz w:val="16"/>
-                <w:lang w:eastAsia="ko-KR"/>
+            </w:r>
+            <w:r>
+              <w:rPr>
+                <w:rFonts w:ascii="맑은 고딕" w:hAnsi="맑은 고딕"/>
+                <w:b w:val="0"/>
+                <w:sz w:val="16"/>
+              </w:rPr>
+              <w:t>- 상온 오차 +-2~3℃, 35℃ 오차 +-1℃ 수준 확인</w:t>
+            </w:r>
+            <w:r>
+              <w:rPr>
+                <w:rFonts w:ascii="맑은 고딕" w:hAnsi="맑은 고딕"/>
+                <w:sz w:val="16"/>
               </w:rPr>
               <w:br/>
-              <w:t xml:space="preserve">- </w:t>
-            </w:r>
-            <w:r>
-              <w:rPr>
-                <w:rFonts w:ascii="맑은 고딕" w:hAnsi="맑은 고딕"/>
-                <w:sz w:val="16"/>
-                <w:lang w:eastAsia="ko-KR"/>
-              </w:rPr>
-              <w:t>전체</w:t>
-            </w:r>
-            <w:r>
-              <w:rPr>
-                <w:rFonts w:ascii="맑은 고딕" w:hAnsi="맑은 고딕"/>
-                <w:sz w:val="16"/>
-                <w:lang w:eastAsia="ko-KR"/>
-              </w:rPr>
-              <w:t xml:space="preserve"> PG </w:t>
-            </w:r>
-            <w:r>
-              <w:rPr>
-                <w:rFonts w:ascii="맑은 고딕" w:hAnsi="맑은 고딕"/>
-                <w:sz w:val="16"/>
-                <w:lang w:eastAsia="ko-KR"/>
-              </w:rPr>
-              <w:t>검사</w:t>
-            </w:r>
-            <w:r>
-              <w:rPr>
-                <w:rFonts w:ascii="맑은 고딕" w:hAnsi="맑은 고딕"/>
-                <w:sz w:val="16"/>
-                <w:lang w:eastAsia="ko-KR"/>
-              </w:rPr>
-              <w:t xml:space="preserve"> </w:t>
-            </w:r>
-            <w:r>
-              <w:rPr>
-                <w:rFonts w:ascii="맑은 고딕" w:hAnsi="맑은 고딕"/>
-                <w:sz w:val="16"/>
-                <w:lang w:eastAsia="ko-KR"/>
-              </w:rPr>
-              <w:t>시퀀스</w:t>
-            </w:r>
-            <w:r>
-              <w:rPr>
-                <w:rFonts w:ascii="맑은 고딕" w:hAnsi="맑은 고딕"/>
-                <w:sz w:val="16"/>
-                <w:lang w:eastAsia="ko-KR"/>
-              </w:rPr>
-              <w:t xml:space="preserve"> </w:t>
-            </w:r>
-            <w:r>
-              <w:rPr>
-                <w:rFonts w:ascii="맑은 고딕" w:hAnsi="맑은 고딕"/>
-                <w:sz w:val="16"/>
-                <w:lang w:eastAsia="ko-KR"/>
-              </w:rPr>
-              <w:t>재점검</w:t>
-            </w:r>
-            <w:r>
-              <w:rPr>
-                <w:rFonts w:ascii="맑은 고딕" w:hAnsi="맑은 고딕"/>
-                <w:sz w:val="16"/>
-                <w:lang w:eastAsia="ko-KR"/>
+            </w:r>
+            <w:r>
+              <w:rPr>
+                <w:rFonts w:ascii="맑은 고딕" w:hAnsi="맑은 고딕"/>
+                <w:b w:val="0"/>
+                <w:sz w:val="16"/>
+              </w:rPr>
+              <w:t>- #3호기 프로그램 ver 1.0.3 최신 버전 적용</w:t>
+            </w:r>
+            <w:r>
+              <w:rPr>
+                <w:rFonts w:ascii="맑은 고딕" w:hAnsi="맑은 고딕"/>
+                <w:sz w:val="16"/>
               </w:rPr>
               <w:br/>
             </w:r>
             <w:r>
               <w:rPr>
                 <w:rFonts w:ascii="맑은 고딕" w:hAnsi="맑은 고딕"/>
-                <w:sz w:val="16"/>
-                <w:lang w:eastAsia="ko-KR"/>
+                <w:b w:val="0"/>
+                <w:sz w:val="16"/>
+              </w:rPr>
+              <w:t>- 태블릿 6대 유선 변경 적용 완료</w:t>
+            </w:r>
+            <w:r>
+              <w:rPr>
+                <w:rFonts w:ascii="맑은 고딕" w:hAnsi="맑은 고딕"/>
+                <w:sz w:val="16"/>
               </w:rPr>
               <w:br/>
-              <w:t xml:space="preserve">2. ICB System </w:t>
-            </w:r>
-            <w:r>
-              <w:rPr>
-                <w:rFonts w:ascii="맑은 고딕" w:hAnsi="맑은 고딕"/>
-                <w:sz w:val="16"/>
-                <w:lang w:eastAsia="ko-KR"/>
-              </w:rPr>
-              <w:t>매뉴얼</w:t>
-            </w:r>
-            <w:r>
-              <w:rPr>
-                <w:rFonts w:ascii="맑은 고딕" w:hAnsi="맑은 고딕"/>
-                <w:sz w:val="16"/>
-                <w:lang w:eastAsia="ko-KR"/>
-              </w:rPr>
-              <w:t xml:space="preserve"> </w:t>
-            </w:r>
-            <w:r>
-              <w:rPr>
-                <w:rFonts w:ascii="맑은 고딕" w:hAnsi="맑은 고딕"/>
-                <w:sz w:val="16"/>
-                <w:lang w:eastAsia="ko-KR"/>
-              </w:rPr>
-              <w:t>작성</w:t>
-            </w:r>
-            <w:r>
-              <w:rPr>
-                <w:rFonts w:ascii="맑은 고딕" w:hAnsi="맑은 고딕"/>
-                <w:sz w:val="16"/>
-                <w:lang w:eastAsia="ko-KR"/>
-              </w:rPr>
-              <w:t xml:space="preserve"> </w:t>
-            </w:r>
-            <w:r>
-              <w:rPr>
-                <w:rFonts w:ascii="맑은 고딕" w:hAnsi="맑은 고딕"/>
-                <w:sz w:val="16"/>
-                <w:lang w:eastAsia="ko-KR"/>
-              </w:rPr>
-              <w:t>완료</w:t>
-            </w:r>
-            <w:r>
-              <w:rPr>
-                <w:rFonts w:ascii="맑은 고딕" w:hAnsi="맑은 고딕"/>
-                <w:sz w:val="16"/>
-                <w:lang w:eastAsia="ko-KR"/>
+            </w:r>
+            <w:r>
+              <w:rPr>
+                <w:rFonts w:ascii="맑은 고딕" w:hAnsi="맑은 고딕"/>
+                <w:b w:val="0"/>
+                <w:sz w:val="16"/>
+              </w:rPr>
+              <w:t>- 양산 대응</w:t>
+            </w:r>
+            <w:r>
+              <w:rPr>
+                <w:rFonts w:ascii="맑은 고딕" w:hAnsi="맑은 고딕"/>
+                <w:sz w:val="16"/>
               </w:rPr>
               <w:br/>
             </w:r>
             <w:r>
               <w:rPr>
                 <w:rFonts w:ascii="맑은 고딕" w:hAnsi="맑은 고딕"/>
-                <w:b/>
-                <w:sz w:val="16"/>
-                <w:lang w:eastAsia="ko-KR"/>
-              </w:rPr>
-              <w:t>3.</w:t>
-            </w:r>
-            <w:r>
-              <w:rPr>
-                <w:rFonts w:ascii="맑은 고딕" w:eastAsia="맑은 고딕" w:hAnsi="맑은 고딕" w:cs="맑은 고딕" w:hint="eastAsia"/>
-                <w:b/>
-                <w:sz w:val="16"/>
-                <w:lang w:eastAsia="ko-KR"/>
-              </w:rPr>
-              <w:t xml:space="preserve">무선방식에서 유선 방식 </w:t>
-            </w:r>
-            <w:r>
-              <w:rPr>
-                <w:rFonts w:ascii="맑은 고딕" w:eastAsia="맑은 고딕" w:hAnsi="맑은 고딕" w:cs="맑은 고딕" w:hint="eastAsia"/>
-                <w:b/>
-                <w:sz w:val="16"/>
-                <w:lang w:eastAsia="ko-KR"/>
-              </w:rPr>
-              <w:t xml:space="preserve">변경 </w:t>
-            </w:r>
-            <w:r>
-              <w:rPr>
-                <w:rFonts w:ascii="맑은 고딕" w:eastAsia="맑은 고딕" w:hAnsi="맑은 고딕" w:cs="맑은 고딕" w:hint="eastAsia"/>
-                <w:b/>
-                <w:sz w:val="16"/>
-                <w:lang w:eastAsia="ko-KR"/>
-              </w:rPr>
-              <w:t xml:space="preserve">요청으로 유선 </w:t>
-            </w:r>
-            <w:proofErr w:type="spellStart"/>
-            <w:r>
-              <w:rPr>
-                <w:rFonts w:ascii="맑은 고딕" w:eastAsia="맑은 고딕" w:hAnsi="맑은 고딕" w:cs="맑은 고딕" w:hint="eastAsia"/>
-                <w:b/>
-                <w:sz w:val="16"/>
-                <w:lang w:eastAsia="ko-KR"/>
-              </w:rPr>
-              <w:t>동글이</w:t>
-            </w:r>
-            <w:proofErr w:type="spellEnd"/>
-            <w:r>
-              <w:rPr>
-                <w:rFonts w:ascii="맑은 고딕" w:eastAsia="맑은 고딕" w:hAnsi="맑은 고딕" w:cs="맑은 고딕" w:hint="eastAsia"/>
-                <w:b/>
-                <w:sz w:val="16"/>
-                <w:lang w:eastAsia="ko-KR"/>
-              </w:rPr>
-              <w:t xml:space="preserve"> 설치 필요</w:t>
+                <w:b w:val="0"/>
+                <w:sz w:val="16"/>
+              </w:rPr>
+            </w:r>
+            <w:r>
+              <w:rPr>
+                <w:rFonts w:ascii="맑은 고딕" w:hAnsi="맑은 고딕"/>
+                <w:sz w:val="16"/>
+              </w:rPr>
+              <w:br/>
+            </w:r>
+            <w:r>
+              <w:rPr>
+                <w:rFonts w:ascii="맑은 고딕" w:hAnsi="맑은 고딕"/>
+                <w:b w:val="0"/>
+                <w:sz w:val="16"/>
+              </w:rPr>
+              <w:t>2. A동 프로그램 업데이트 기능 최종 점검 완료</w:t>
+            </w:r>
+            <w:r>
+              <w:rPr>
+                <w:rFonts w:ascii="맑은 고딕" w:hAnsi="맑은 고딕"/>
+                <w:sz w:val="16"/>
+              </w:rPr>
+              <w:br/>
+            </w:r>
+            <w:r>
+              <w:rPr>
+                <w:rFonts w:ascii="맑은 고딕" w:hAnsi="맑은 고딕"/>
+                <w:b w:val="0"/>
+                <w:sz w:val="16"/>
+              </w:rPr>
+              <w:t>- TEMP LOG, IVL 기존 LOG에 TEMP 1~15 값 추가 완료</w:t>
+            </w:r>
+            <w:r>
+              <w:rPr>
+                <w:rFonts w:ascii="맑은 고딕" w:hAnsi="맑은 고딕"/>
+                <w:sz w:val="16"/>
+              </w:rPr>
+              <w:br/>
+            </w:r>
+            <w:r>
+              <w:rPr>
+                <w:rFonts w:ascii="맑은 고딕" w:hAnsi="맑은 고딕"/>
+                <w:b w:val="0"/>
+                <w:sz w:val="16"/>
+              </w:rPr>
+              <w:t>- KRN1000 레지스터 값 섭씨 변환 연산식 튜닝</w:t>
+            </w:r>
+            <w:r>
+              <w:rPr>
+                <w:rFonts w:ascii="맑은 고딕" w:hAnsi="맑은 고딕"/>
+                <w:sz w:val="16"/>
+              </w:rPr>
+              <w:br/>
+            </w:r>
+            <w:r>
+              <w:rPr>
+                <w:rFonts w:ascii="맑은 고딕" w:hAnsi="맑은 고딕"/>
+                <w:b w:val="0"/>
+                <w:sz w:val="16"/>
+              </w:rPr>
+              <w:t>- 전체 PG 검사 시퀀스 재점검</w:t>
+            </w:r>
+            <w:r>
+              <w:rPr>
+                <w:rFonts w:ascii="맑은 고딕" w:hAnsi="맑은 고딕"/>
+                <w:sz w:val="16"/>
+              </w:rPr>
+              <w:br/>
+            </w:r>
+            <w:r>
+              <w:rPr>
+                <w:rFonts w:ascii="맑은 고딕" w:hAnsi="맑은 고딕"/>
+                <w:b w:val="0"/>
+                <w:sz w:val="16"/>
+              </w:rPr>
+            </w:r>
+            <w:r>
+              <w:rPr>
+                <w:rFonts w:ascii="맑은 고딕" w:hAnsi="맑은 고딕"/>
+                <w:sz w:val="16"/>
+              </w:rPr>
+              <w:br/>
+            </w:r>
+            <w:r>
+              <w:rPr>
+                <w:rFonts w:ascii="맑은 고딕" w:hAnsi="맑은 고딕"/>
+                <w:b w:val="0"/>
+                <w:sz w:val="16"/>
+              </w:rPr>
+              <w:t>3. ICB System 매뉴얼 작성 완료</w:t>
             </w:r>
           </w:p>
         </w:tc>
@@ -6217,17 +5928,41 @@
               <w:bottom w:w="70" w:type="dxa"/>
               <w:right w:w="80" w:type="dxa"/>
             </w:tcMar>
+            <w:vAlign w:val="top"/>
           </w:tcPr>
           <w:p>
-            <w:proofErr w:type="spellStart"/>
-            <w:r>
-              <w:rPr>
-                <w:rFonts w:ascii="맑은 고딕" w:hAnsi="맑은 고딕"/>
+            <w:pPr>
+              <w:jc w:val="left"/>
+            </w:pPr>
+            <w:r>
+              <w:rPr>
+                <w:rFonts w:ascii="맑은 고딕" w:hAnsi="맑은 고딕"/>
+                <w:sz w:val="16"/>
+              </w:rPr>
+            </w:r>
+            <w:r>
+              <w:rPr>
+                <w:rFonts w:ascii="맑은 고딕" w:hAnsi="맑은 고딕"/>
+                <w:b w:val="0"/>
+                <w:sz w:val="16"/>
+              </w:rPr>
+              <w:t>주영모</w:t>
+            </w:r>
+            <w:r>
+              <w:rPr>
+                <w:rFonts w:ascii="맑은 고딕" w:hAnsi="맑은 고딕"/>
+                <w:sz w:val="16"/>
+              </w:rPr>
+              <w:br/>
+            </w:r>
+            <w:r>
+              <w:rPr>
+                <w:rFonts w:ascii="맑은 고딕" w:hAnsi="맑은 고딕"/>
+                <w:b w:val="0"/>
                 <w:sz w:val="16"/>
               </w:rPr>
               <w:t>박장미</w:t>
             </w:r>
-            <w:proofErr w:type="spellEnd"/>
           </w:p>
         </w:tc>
         <w:tc>
@@ -6239,143 +5974,84 @@
               <w:bottom w:w="70" w:type="dxa"/>
               <w:right w:w="80" w:type="dxa"/>
             </w:tcMar>
+            <w:vAlign w:val="top"/>
           </w:tcPr>
           <w:p>
             <w:pPr>
-              <w:rPr>
-                <w:rFonts w:eastAsia="맑은 고딕" w:hint="eastAsia"/>
-                <w:sz w:val="16"/>
-                <w:szCs w:val="16"/>
-                <w:lang w:eastAsia="ko-KR"/>
-              </w:rPr>
+              <w:jc w:val="left"/>
             </w:pPr>
             <w:r>
               <w:rPr>
-                <w:rFonts w:eastAsia="맑은 고딕" w:hint="eastAsia"/>
-                <w:sz w:val="16"/>
-                <w:szCs w:val="16"/>
-                <w:lang w:eastAsia="ko-KR"/>
-              </w:rPr>
-              <w:t>1</w:t>
-            </w:r>
-            <w:r>
-              <w:rPr>
-                <w:rFonts w:eastAsia="맑은 고딕"/>
-                <w:sz w:val="16"/>
-                <w:szCs w:val="16"/>
-                <w:lang w:eastAsia="ko-KR"/>
-              </w:rPr>
-              <w:t>.</w:t>
-            </w:r>
-            <w:r>
-              <w:rPr>
-                <w:rFonts w:eastAsia="맑은 고딕" w:hint="eastAsia"/>
-                <w:sz w:val="16"/>
-                <w:szCs w:val="16"/>
-                <w:lang w:eastAsia="ko-KR"/>
-              </w:rPr>
-              <w:t>양산대응</w:t>
-            </w:r>
-            <w:r>
-              <w:rPr>
-                <w:rFonts w:eastAsia="맑은 고딕"/>
-                <w:sz w:val="16"/>
-                <w:szCs w:val="16"/>
-                <w:lang w:eastAsia="ko-KR"/>
+                <w:rFonts w:ascii="맑은 고딕" w:hAnsi="맑은 고딕"/>
+                <w:sz w:val="16"/>
+              </w:rPr>
+            </w:r>
+            <w:r>
+              <w:rPr>
+                <w:rFonts w:ascii="맑은 고딕" w:hAnsi="맑은 고딕"/>
+                <w:b w:val="0"/>
+                <w:sz w:val="16"/>
+              </w:rPr>
+              <w:t>1. 파주 ICBSystem 프로그램 Setup</w:t>
+            </w:r>
+            <w:r>
+              <w:rPr>
+                <w:rFonts w:ascii="맑은 고딕" w:hAnsi="맑은 고딕"/>
+                <w:sz w:val="16"/>
               </w:rPr>
               <w:br/>
             </w:r>
             <w:r>
               <w:rPr>
-                <w:rFonts w:eastAsia="맑은 고딕"/>
-                <w:b/>
-                <w:sz w:val="16"/>
-                <w:szCs w:val="16"/>
-                <w:lang w:eastAsia="ko-KR"/>
-              </w:rPr>
-              <w:t>-6/</w:t>
-            </w:r>
-            <w:proofErr w:type="gramStart"/>
-            <w:r>
-              <w:rPr>
-                <w:rFonts w:eastAsia="맑은 고딕"/>
-                <w:b/>
-                <w:sz w:val="16"/>
-                <w:szCs w:val="16"/>
-                <w:lang w:eastAsia="ko-KR"/>
-              </w:rPr>
-              <w:t xml:space="preserve">15 </w:t>
-            </w:r>
-            <w:r>
-              <w:rPr>
-                <w:rFonts w:eastAsia="맑은 고딕" w:hint="eastAsia"/>
-                <w:b/>
-                <w:sz w:val="16"/>
-                <w:szCs w:val="16"/>
-                <w:lang w:eastAsia="ko-KR"/>
-              </w:rPr>
-              <w:t>까지</w:t>
-            </w:r>
-            <w:proofErr w:type="gramEnd"/>
-            <w:r>
-              <w:rPr>
-                <w:rFonts w:eastAsia="맑은 고딕" w:hint="eastAsia"/>
-                <w:b/>
-                <w:sz w:val="16"/>
-                <w:szCs w:val="16"/>
-                <w:lang w:eastAsia="ko-KR"/>
-              </w:rPr>
-              <w:t xml:space="preserve"> </w:t>
-            </w:r>
-            <w:r>
-              <w:rPr>
-                <w:rFonts w:eastAsia="맑은 고딕" w:hint="eastAsia"/>
-                <w:b/>
-                <w:sz w:val="16"/>
-                <w:szCs w:val="16"/>
-                <w:lang w:eastAsia="ko-KR"/>
-              </w:rPr>
-              <w:t>양산</w:t>
-            </w:r>
-            <w:r>
-              <w:rPr>
-                <w:rFonts w:eastAsia="맑은 고딕" w:hint="eastAsia"/>
-                <w:b/>
-                <w:sz w:val="16"/>
-                <w:szCs w:val="16"/>
-                <w:lang w:eastAsia="ko-KR"/>
-              </w:rPr>
-              <w:t xml:space="preserve"> </w:t>
-            </w:r>
-            <w:r>
-              <w:rPr>
-                <w:rFonts w:eastAsia="맑은 고딕" w:hint="eastAsia"/>
-                <w:b/>
-                <w:sz w:val="16"/>
-                <w:szCs w:val="16"/>
-                <w:lang w:eastAsia="ko-KR"/>
-              </w:rPr>
-              <w:t>대응</w:t>
-            </w:r>
-            <w:r>
-              <w:rPr>
-                <w:rFonts w:eastAsia="맑은 고딕" w:hint="eastAsia"/>
-                <w:b/>
-                <w:sz w:val="16"/>
-                <w:szCs w:val="16"/>
-                <w:lang w:eastAsia="ko-KR"/>
-              </w:rPr>
-              <w:t xml:space="preserve"> </w:t>
-            </w:r>
-            <w:r>
-              <w:rPr>
-                <w:rFonts w:eastAsia="맑은 고딕" w:hint="eastAsia"/>
-                <w:b/>
-                <w:sz w:val="16"/>
-                <w:szCs w:val="16"/>
-                <w:lang w:eastAsia="ko-KR"/>
-              </w:rPr>
-              <w:t>예정</w:t>
+                <w:rFonts w:ascii="맑은 고딕" w:hAnsi="맑은 고딕"/>
+                <w:b w:val="0"/>
+                <w:sz w:val="16"/>
+              </w:rPr>
+              <w:t>- 양산 대응 예정</w:t>
+            </w:r>
+            <w:r>
+              <w:rPr>
+                <w:rFonts w:ascii="맑은 고딕" w:hAnsi="맑은 고딕"/>
+                <w:sz w:val="16"/>
+              </w:rPr>
+              <w:br/>
+            </w:r>
+            <w:r>
+              <w:rPr>
+                <w:rFonts w:ascii="맑은 고딕" w:hAnsi="맑은 고딕"/>
+                <w:b w:val="0"/>
+                <w:sz w:val="16"/>
+              </w:rPr>
+            </w:r>
+            <w:r>
+              <w:rPr>
+                <w:rFonts w:ascii="맑은 고딕" w:hAnsi="맑은 고딕"/>
+                <w:sz w:val="16"/>
+              </w:rPr>
+              <w:br/>
+            </w:r>
+            <w:r>
+              <w:rPr>
+                <w:rFonts w:ascii="맑은 고딕" w:hAnsi="맑은 고딕"/>
+                <w:b w:val="0"/>
+                <w:sz w:val="16"/>
+              </w:rPr>
+              <w:t>2. 양산 대응</w:t>
+            </w:r>
+            <w:r>
+              <w:rPr>
+                <w:rFonts w:ascii="맑은 고딕" w:hAnsi="맑은 고딕"/>
+                <w:sz w:val="16"/>
+              </w:rPr>
+              <w:br/>
+            </w:r>
+            <w:r>
+              <w:rPr>
+                <w:rFonts w:ascii="맑은 고딕" w:hAnsi="맑은 고딕"/>
+                <w:b w:val="0"/>
+                <w:sz w:val="16"/>
+              </w:rPr>
+              <w:t>- 6/15까지 양산 대응 예정</w:t>
             </w:r>
           </w:p>
         </w:tc>
@@ -6388,14 +6064,25 @@
               <w:bottom w:w="70" w:type="dxa"/>
               <w:right w:w="80" w:type="dxa"/>
             </w:tcMar>
+            <w:vAlign w:val="top"/>
           </w:tcPr>
           <w:p>
-            <w:r>
-              <w:rPr>
-                <w:rFonts w:ascii="맑은 고딕" w:hAnsi="맑은 고딕"/>
-                <w:sz w:val="16"/>
-              </w:rPr>
-              <w:t>06.</w:t>
+            <w:pPr>
+              <w:jc w:val="left"/>
+            </w:pPr>
+            <w:r>
+              <w:rPr>
+                <w:rFonts w:ascii="맑은 고딕" w:hAnsi="맑은 고딕"/>
+                <w:sz w:val="16"/>
+              </w:rPr>
+            </w:r>
+            <w:r>
+              <w:rPr>
+                <w:rFonts w:ascii="맑은 고딕" w:hAnsi="맑은 고딕"/>
+                <w:b w:val="0"/>
+                <w:sz w:val="16"/>
+              </w:rPr>
+              <w:t>26.06.30</w:t>
             </w:r>
           </w:p>
         </w:tc>
@@ -11160,6 +10847,147 @@
                 <w:sz w:val="16"/>
               </w:rPr>
               <w:t>월</w:t>
+            </w:r>
+          </w:p>
+        </w:tc>
+      </w:tr>
+      <w:tr>
+        <w:tc>
+          <w:tcPr>
+            <w:tcW w:type="dxa" w:w="1537"/>
+            <w:vAlign w:val="top"/>
+          </w:tcPr>
+          <w:p>
+            <w:pPr>
+              <w:jc w:val="left"/>
+            </w:pPr>
+            <w:r>
+              <w:rPr>
+                <w:rFonts w:ascii="맑은 고딕" w:hAnsi="맑은 고딕"/>
+                <w:sz w:val="16"/>
+              </w:rPr>
+            </w:r>
+            <w:r>
+              <w:rPr>
+                <w:rFonts w:ascii="맑은 고딕" w:hAnsi="맑은 고딕"/>
+                <w:b w:val="0"/>
+                <w:sz w:val="16"/>
+              </w:rPr>
+              <w:t>KOPTI 설비 이전 대응</w:t>
+            </w:r>
+          </w:p>
+        </w:tc>
+        <w:tc>
+          <w:tcPr>
+            <w:tcW w:type="dxa" w:w="6016"/>
+            <w:vAlign w:val="top"/>
+          </w:tcPr>
+          <w:p>
+            <w:pPr>
+              <w:jc w:val="left"/>
+            </w:pPr>
+            <w:r>
+              <w:rPr>
+                <w:rFonts w:ascii="맑은 고딕" w:hAnsi="맑은 고딕"/>
+                <w:sz w:val="16"/>
+              </w:rPr>
+            </w:r>
+            <w:r>
+              <w:rPr>
+                <w:rFonts w:ascii="맑은 고딕" w:hAnsi="맑은 고딕"/>
+                <w:b w:val="0"/>
+                <w:sz w:val="16"/>
+              </w:rPr>
+            </w:r>
+          </w:p>
+        </w:tc>
+        <w:tc>
+          <w:tcPr>
+            <w:tcW w:type="dxa" w:w="841"/>
+            <w:vAlign w:val="top"/>
+          </w:tcPr>
+          <w:p>
+            <w:pPr>
+              <w:jc w:val="left"/>
+            </w:pPr>
+            <w:r>
+              <w:rPr>
+                <w:rFonts w:ascii="맑은 고딕" w:hAnsi="맑은 고딕"/>
+                <w:sz w:val="16"/>
+              </w:rPr>
+            </w:r>
+            <w:r>
+              <w:rPr>
+                <w:rFonts w:ascii="맑은 고딕" w:hAnsi="맑은 고딕"/>
+                <w:b w:val="0"/>
+                <w:sz w:val="16"/>
+              </w:rPr>
+              <w:t>주영모</w:t>
+            </w:r>
+          </w:p>
+        </w:tc>
+        <w:tc>
+          <w:tcPr>
+            <w:tcW w:type="dxa" w:w="5317"/>
+            <w:vAlign w:val="top"/>
+          </w:tcPr>
+          <w:p>
+            <w:pPr>
+              <w:jc w:val="left"/>
+            </w:pPr>
+            <w:r>
+              <w:rPr>
+                <w:rFonts w:ascii="맑은 고딕" w:hAnsi="맑은 고딕"/>
+                <w:sz w:val="16"/>
+              </w:rPr>
+            </w:r>
+            <w:r>
+              <w:rPr>
+                <w:rFonts w:ascii="맑은 고딕" w:hAnsi="맑은 고딕"/>
+                <w:b w:val="0"/>
+                <w:sz w:val="16"/>
+              </w:rPr>
+              <w:t>1. 광기술원 설비 이전 대응</w:t>
+            </w:r>
+            <w:r>
+              <w:rPr>
+                <w:rFonts w:ascii="맑은 고딕" w:hAnsi="맑은 고딕"/>
+                <w:sz w:val="16"/>
+              </w:rPr>
+              <w:br/>
+            </w:r>
+            <w:r>
+              <w:rPr>
+                <w:rFonts w:ascii="맑은 고딕" w:hAnsi="맑은 고딕"/>
+                <w:b w:val="0"/>
+                <w:sz w:val="16"/>
+              </w:rPr>
+              <w:t>- 검사 설비, 쏘타 설비 Test 예정</w:t>
+            </w:r>
+          </w:p>
+        </w:tc>
+        <w:tc>
+          <w:tcPr>
+            <w:tcW w:type="dxa" w:w="1031"/>
+            <w:vAlign w:val="top"/>
+          </w:tcPr>
+          <w:p>
+            <w:pPr>
+              <w:jc w:val="left"/>
+            </w:pPr>
+            <w:r>
+              <w:rPr>
+                <w:rFonts w:ascii="맑은 고딕" w:hAnsi="맑은 고딕"/>
+                <w:sz w:val="16"/>
+              </w:rPr>
+            </w:r>
+            <w:r>
+              <w:rPr>
+                <w:rFonts w:ascii="맑은 고딕" w:hAnsi="맑은 고딕"/>
+                <w:b w:val="0"/>
+                <w:sz w:val="16"/>
+              </w:rPr>
+              <w:t>26.06.18</w:t>
             </w:r>
           </w:p>
         </w:tc>
